--- a/00-首页/题组Word/初赛模拟卷/真题版式/初赛模拟卷III（非有机·答案与解析版·真题版式）.docx
+++ b/00-首页/题组Word/初赛模拟卷/真题版式/初赛模拟卷III（非有机·答案与解析版·真题版式）.docx
@@ -1906,7 +1906,7 @@
       <w:r>
         <w:drawing>
           <wp:inline>
-            <wp:extent cx="1676400" cy="1498600"/>
+            <wp:extent cx="1612900" cy="1473200"/>
             <wp:effectExtent b="0" l="0" r="0" t="0"/>
             <wp:docPr descr="" title="" id="20" name="Picture"/>
             <a:graphic>
@@ -1927,7 +1927,7 @@
                   <pic:spPr bwMode="auto">
                     <a:xfrm>
                       <a:off x="0" y="0"/>
-                      <a:ext cx="1676400" cy="1498600"/>
+                      <a:ext cx="1612900" cy="1473200"/>
                     </a:xfrm>
                     <a:prstGeom prst="rect">
                       <a:avLst/>
@@ -5915,7 +5915,7 @@
       <w:r>
         <w:drawing>
           <wp:inline>
-            <wp:extent cx="2870200" cy="5092700"/>
+            <wp:extent cx="2520000" cy="4471327"/>
             <wp:effectExtent b="0" l="0" r="0" t="0"/>
             <wp:docPr descr="" title="" id="27" name="Picture"/>
             <a:graphic>
@@ -5936,7 +5936,7 @@
                   <pic:spPr bwMode="auto">
                     <a:xfrm>
                       <a:off x="0" y="0"/>
-                      <a:ext cx="2870200" cy="5092700"/>
+                      <a:ext cx="2520000" cy="4471327"/>
                     </a:xfrm>
                     <a:prstGeom prst="rect">
                       <a:avLst/>
@@ -18051,7 +18051,7 @@
       <w:r>
         <w:drawing>
           <wp:inline>
-            <wp:extent cx="3822700" cy="1663700"/>
+            <wp:extent cx="3600000" cy="1566777"/>
             <wp:effectExtent b="0" l="0" r="0" t="0"/>
             <wp:docPr descr="" title="" id="54" name="Picture"/>
             <a:graphic>
@@ -18072,7 +18072,7 @@
                   <pic:spPr bwMode="auto">
                     <a:xfrm>
                       <a:off x="0" y="0"/>
-                      <a:ext cx="3822700" cy="1663700"/>
+                      <a:ext cx="3600000" cy="1566777"/>
                     </a:xfrm>
                     <a:prstGeom prst="rect">
                       <a:avLst/>
@@ -18152,7 +18152,7 @@
       <w:r>
         <w:drawing>
           <wp:inline>
-            <wp:extent cx="5232400" cy="2794000"/>
+            <wp:extent cx="3600000" cy="1922330"/>
             <wp:effectExtent b="0" l="0" r="0" t="0"/>
             <wp:docPr descr="" title="" id="57" name="Picture"/>
             <a:graphic>
@@ -18173,7 +18173,7 @@
                   <pic:spPr bwMode="auto">
                     <a:xfrm>
                       <a:off x="0" y="0"/>
-                      <a:ext cx="5232400" cy="2794000"/>
+                      <a:ext cx="3600000" cy="1922330"/>
                     </a:xfrm>
                     <a:prstGeom prst="rect">
                       <a:avLst/>
@@ -19959,7 +19959,7 @@
       <w:r>
         <w:drawing>
           <wp:inline>
-            <wp:extent cx="6184900" cy="2424708"/>
+            <wp:extent cx="3600000" cy="1411332"/>
             <wp:effectExtent b="0" l="0" r="0" t="0"/>
             <wp:docPr descr="" title="" id="65" name="Picture"/>
             <a:graphic>
@@ -19980,7 +19980,7 @@
                   <pic:spPr bwMode="auto">
                     <a:xfrm>
                       <a:off x="0" y="0"/>
-                      <a:ext cx="6184900" cy="2424708"/>
+                      <a:ext cx="3600000" cy="1411332"/>
                     </a:xfrm>
                     <a:prstGeom prst="rect">
                       <a:avLst/>
@@ -24310,7 +24310,7 @@
       <w:r>
         <w:drawing>
           <wp:inline>
-            <wp:extent cx="1714500" cy="825500"/>
+            <wp:extent cx="1663700" cy="774700"/>
             <wp:effectExtent b="0" l="0" r="0" t="0"/>
             <wp:docPr descr="" title="" id="78" name="Picture"/>
             <a:graphic>
@@ -24331,7 +24331,7 @@
                   <pic:spPr bwMode="auto">
                     <a:xfrm>
                       <a:off x="0" y="0"/>
-                      <a:ext cx="1714500" cy="825500"/>
+                      <a:ext cx="1663700" cy="774700"/>
                     </a:xfrm>
                     <a:prstGeom prst="rect">
                       <a:avLst/>

--- a/00-首页/题组Word/初赛模拟卷/真题版式/初赛模拟卷III（非有机·答案与解析版·真题版式）.docx
+++ b/00-首页/题组Word/初赛模拟卷/真题版式/初赛模拟卷III（非有机·答案与解析版·真题版式）.docx
@@ -31021,12 +31021,13 @@
         <w:tblLook w:firstRow="1" w:lastRow="0" w:firstColumn="0" w:lastColumn="0" w:noHBand="0" w:noVBand="0" w:val="0020"/>
       </w:tblPr>
       <w:tblGrid>
-        <w:gridCol w:w="962"/>
-        <w:gridCol w:w="4573"/>
-        <w:gridCol w:w="1935"/>
-        <w:gridCol w:w="1165"/>
-        <w:gridCol w:w="600"/>
-        <w:gridCol w:w="517"/>
+        <w:gridCol w:w="737"/>
+        <w:gridCol w:w="2507"/>
+        <w:gridCol w:w="3061"/>
+        <w:gridCol w:w="838"/>
+        <w:gridCol w:w="964"/>
+        <w:gridCol w:w="992"/>
+        <w:gridCol w:w="653"/>
       </w:tblGrid>
       <w:tr>
         <w:trPr>
@@ -31034,7 +31035,7 @@
         </w:trPr>
         <w:tc>
           <w:tcPr>
-            <w:tcW w:type="dxa" w:w="962"/>
+            <w:tcW w:type="dxa" w:w="737"/>
           </w:tcPr>
           <w:tcPr/>
           <w:p>
@@ -31052,13 +31053,29 @@
         </w:tc>
         <w:tc>
           <w:tcPr>
-            <w:tcW w:type="dxa" w:w="4573"/>
+            <w:tcW w:type="dxa" w:w="2507"/>
           </w:tcPr>
           <w:tcPr/>
           <w:p>
             <w:pPr>
               <w:pStyle w:val="Compact"/>
-              <w:jc w:val="left"/>
+            </w:pPr>
+            <w:r>
+              <w:rPr>
+                <w:rFonts w:ascii="Times New Roman" w:hAnsi="Times New Roman" w:cs="Times New Roman" w:eastAsia="SimSun"/>
+              </w:rPr>
+              <w:t xml:space="preserve">题名</w:t>
+            </w:r>
+          </w:p>
+        </w:tc>
+        <w:tc>
+          <w:tcPr>
+            <w:tcW w:type="dxa" w:w="3061"/>
+          </w:tcPr>
+          <w:tcPr/>
+          <w:p>
+            <w:pPr>
+              <w:pStyle w:val="Compact"/>
             </w:pPr>
             <w:r>
               <w:rPr>
@@ -31070,31 +31087,31 @@
         </w:tc>
         <w:tc>
           <w:tcPr>
-            <w:tcW w:type="dxa" w:w="1935"/>
+            <w:tcW w:type="dxa" w:w="838"/>
           </w:tcPr>
           <w:tcPr/>
           <w:p>
             <w:pPr>
               <w:pStyle w:val="Compact"/>
-              <w:jc w:val="left"/>
+              <w:jc w:val="center"/>
             </w:pPr>
             <w:r>
               <w:rPr>
                 <w:rFonts w:ascii="Times New Roman" w:hAnsi="Times New Roman" w:cs="Times New Roman" w:eastAsia="SimSun"/>
               </w:rPr>
-              <w:t xml:space="preserve">原书套卷·题号</w:t>
+              <w:t xml:space="preserve">来源</w:t>
             </w:r>
           </w:p>
         </w:tc>
         <w:tc>
           <w:tcPr>
-            <w:tcW w:type="dxa" w:w="1165"/>
+            <w:tcW w:type="dxa" w:w="964"/>
           </w:tcPr>
           <w:tcPr/>
           <w:p>
             <w:pPr>
               <w:pStyle w:val="Compact"/>
-              <w:jc w:val="left"/>
+              <w:jc w:val="center"/>
             </w:pPr>
             <w:r>
               <w:rPr>
@@ -31106,7 +31123,7 @@
         </w:tc>
         <w:tc>
           <w:tcPr>
-            <w:tcW w:type="dxa" w:w="600"/>
+            <w:tcW w:type="dxa" w:w="992"/>
           </w:tcPr>
           <w:tcPr/>
           <w:p>
@@ -31124,7 +31141,7 @@
         </w:tc>
         <w:tc>
           <w:tcPr>
-            <w:tcW w:type="dxa" w:w="517"/>
+            <w:tcW w:type="dxa" w:w="653"/>
           </w:tcPr>
           <w:tcPr/>
           <w:p>
@@ -31144,7 +31161,7 @@
       <w:tr>
         <w:tc>
           <w:tcPr>
-            <w:tcW w:type="dxa" w:w="962"/>
+            <w:tcW w:type="dxa" w:w="737"/>
           </w:tcPr>
           <w:tcPr/>
           <w:p>
@@ -31159,13 +31176,29 @@
         </w:tc>
         <w:tc>
           <w:tcPr>
-            <w:tcW w:type="dxa" w:w="4573"/>
+            <w:tcW w:type="dxa" w:w="2507"/>
           </w:tcPr>
           <w:tcPr/>
           <w:p>
             <w:pPr>
               <w:pStyle w:val="Compact"/>
-              <w:jc w:val="left"/>
+            </w:pPr>
+            <w:r>
+              <w:rPr>
+                <w:rFonts w:ascii="Times New Roman" w:hAnsi="Times New Roman" w:cs="Times New Roman" w:eastAsia="SimSun"/>
+              </w:rPr>
+              <w:t xml:space="preserve">完成反应方程式</w:t>
+            </w:r>
+          </w:p>
+        </w:tc>
+        <w:tc>
+          <w:tcPr>
+            <w:tcW w:type="dxa" w:w="3061"/>
+          </w:tcPr>
+          <w:tcPr/>
+          <w:p>
+            <w:pPr>
+              <w:pStyle w:val="Compact"/>
             </w:pPr>
             <w:r>
               <w:rPr>
@@ -31177,43 +31210,31 @@
         </w:tc>
         <w:tc>
           <w:tcPr>
-            <w:tcW w:type="dxa" w:w="1935"/>
+            <w:tcW w:type="dxa" w:w="838"/>
           </w:tcPr>
           <w:tcPr/>
           <w:p>
             <w:pPr>
               <w:pStyle w:val="Compact"/>
-              <w:jc w:val="left"/>
+              <w:jc w:val="center"/>
             </w:pPr>
-            <w:r>
-              <w:t xml:space="preserve">2019 </w:t>
-            </w:r>
             <w:r>
               <w:rPr>
                 <w:rFonts w:ascii="Times New Roman" w:hAnsi="Times New Roman" w:cs="Times New Roman" w:eastAsia="SimSun"/>
               </w:rPr>
-              <w:t xml:space="preserve">BST6冲刺一</w:t>
-            </w:r>
-            <w:r>
-              <w:t xml:space="preserve"> </w:t>
-            </w:r>
-            <w:r>
-              <w:rPr>
-                <w:rFonts w:ascii="Times New Roman" w:hAnsi="Times New Roman" w:cs="Times New Roman" w:eastAsia="SimSun"/>
-              </w:rPr>
-              <w:t xml:space="preserve">第1题</w:t>
+              <w:t xml:space="preserve">北斗学友</w:t>
             </w:r>
           </w:p>
         </w:tc>
         <w:tc>
           <w:tcPr>
-            <w:tcW w:type="dxa" w:w="1165"/>
+            <w:tcW w:type="dxa" w:w="964"/>
           </w:tcPr>
           <w:tcPr/>
           <w:p>
             <w:pPr>
               <w:pStyle w:val="Compact"/>
-              <w:jc w:val="left"/>
+              <w:jc w:val="center"/>
             </w:pPr>
             <w:r>
               <w:rPr>
@@ -31225,7 +31246,7 @@
         </w:tc>
         <w:tc>
           <w:tcPr>
-            <w:tcW w:type="dxa" w:w="600"/>
+            <w:tcW w:type="dxa" w:w="992"/>
           </w:tcPr>
           <w:tcPr/>
           <w:p>
@@ -31234,13 +31255,13 @@
               <w:jc w:val="center"/>
             </w:pPr>
             <w:r>
-              <w:t xml:space="preserve">4</w:t>
+              <w:t xml:space="preserve">⭐⭐⭐⭐</w:t>
             </w:r>
           </w:p>
         </w:tc>
         <w:tc>
           <w:tcPr>
-            <w:tcW w:type="dxa" w:w="517"/>
+            <w:tcW w:type="dxa" w:w="653"/>
           </w:tcPr>
           <w:tcPr/>
           <w:p>
@@ -31257,7 +31278,7 @@
       <w:tr>
         <w:tc>
           <w:tcPr>
-            <w:tcW w:type="dxa" w:w="962"/>
+            <w:tcW w:type="dxa" w:w="737"/>
           </w:tcPr>
           <w:tcPr/>
           <w:p>
@@ -31272,13 +31293,29 @@
         </w:tc>
         <w:tc>
           <w:tcPr>
-            <w:tcW w:type="dxa" w:w="4573"/>
+            <w:tcW w:type="dxa" w:w="2507"/>
           </w:tcPr>
           <w:tcPr/>
           <w:p>
             <w:pPr>
               <w:pStyle w:val="Compact"/>
-              <w:jc w:val="left"/>
+            </w:pPr>
+            <w:r>
+              <w:rPr>
+                <w:rFonts w:ascii="Times New Roman" w:hAnsi="Times New Roman" w:cs="Times New Roman" w:eastAsia="SimSun"/>
+              </w:rPr>
+              <w:t xml:space="preserve">四氧化锇与氨基锇酸盐</w:t>
+            </w:r>
+          </w:p>
+        </w:tc>
+        <w:tc>
+          <w:tcPr>
+            <w:tcW w:type="dxa" w:w="3061"/>
+          </w:tcPr>
+          <w:tcPr/>
+          <w:p>
+            <w:pPr>
+              <w:pStyle w:val="Compact"/>
             </w:pPr>
             <w:r>
               <w:rPr>
@@ -31290,43 +31327,31 @@
         </w:tc>
         <w:tc>
           <w:tcPr>
-            <w:tcW w:type="dxa" w:w="1935"/>
+            <w:tcW w:type="dxa" w:w="838"/>
           </w:tcPr>
           <w:tcPr/>
           <w:p>
             <w:pPr>
               <w:pStyle w:val="Compact"/>
-              <w:jc w:val="left"/>
+              <w:jc w:val="center"/>
             </w:pPr>
-            <w:r>
-              <w:t xml:space="preserve">2019 </w:t>
-            </w:r>
             <w:r>
               <w:rPr>
                 <w:rFonts w:ascii="Times New Roman" w:hAnsi="Times New Roman" w:cs="Times New Roman" w:eastAsia="SimSun"/>
               </w:rPr>
-              <w:t xml:space="preserve">BST7押题一</w:t>
-            </w:r>
-            <w:r>
-              <w:t xml:space="preserve"> </w:t>
-            </w:r>
-            <w:r>
-              <w:rPr>
-                <w:rFonts w:ascii="Times New Roman" w:hAnsi="Times New Roman" w:cs="Times New Roman" w:eastAsia="SimSun"/>
-              </w:rPr>
-              <w:t xml:space="preserve">第2题</w:t>
+              <w:t xml:space="preserve">北斗学友</w:t>
             </w:r>
           </w:p>
         </w:tc>
         <w:tc>
           <w:tcPr>
-            <w:tcW w:type="dxa" w:w="1165"/>
+            <w:tcW w:type="dxa" w:w="964"/>
           </w:tcPr>
           <w:tcPr/>
           <w:p>
             <w:pPr>
               <w:pStyle w:val="Compact"/>
-              <w:jc w:val="left"/>
+              <w:jc w:val="center"/>
             </w:pPr>
             <w:r>
               <w:rPr>
@@ -31338,7 +31363,7 @@
         </w:tc>
         <w:tc>
           <w:tcPr>
-            <w:tcW w:type="dxa" w:w="600"/>
+            <w:tcW w:type="dxa" w:w="992"/>
           </w:tcPr>
           <w:tcPr/>
           <w:p>
@@ -31347,13 +31372,13 @@
               <w:jc w:val="center"/>
             </w:pPr>
             <w:r>
-              <w:t xml:space="preserve">5</w:t>
+              <w:t xml:space="preserve">⭐⭐⭐⭐⭐</w:t>
             </w:r>
           </w:p>
         </w:tc>
         <w:tc>
           <w:tcPr>
-            <w:tcW w:type="dxa" w:w="517"/>
+            <w:tcW w:type="dxa" w:w="653"/>
           </w:tcPr>
           <w:tcPr/>
           <w:p>
@@ -31370,7 +31395,7 @@
       <w:tr>
         <w:tc>
           <w:tcPr>
-            <w:tcW w:type="dxa" w:w="962"/>
+            <w:tcW w:type="dxa" w:w="737"/>
           </w:tcPr>
           <w:tcPr/>
           <w:p>
@@ -31385,13 +31410,29 @@
         </w:tc>
         <w:tc>
           <w:tcPr>
-            <w:tcW w:type="dxa" w:w="4573"/>
+            <w:tcW w:type="dxa" w:w="2507"/>
           </w:tcPr>
           <w:tcPr/>
           <w:p>
             <w:pPr>
               <w:pStyle w:val="Compact"/>
-              <w:jc w:val="left"/>
+            </w:pPr>
+            <w:r>
+              <w:rPr>
+                <w:rFonts w:ascii="Times New Roman" w:hAnsi="Times New Roman" w:cs="Times New Roman" w:eastAsia="SimSun"/>
+              </w:rPr>
+              <w:t xml:space="preserve">铀矿石重铬酸钾滴定</w:t>
+            </w:r>
+          </w:p>
+        </w:tc>
+        <w:tc>
+          <w:tcPr>
+            <w:tcW w:type="dxa" w:w="3061"/>
+          </w:tcPr>
+          <w:tcPr/>
+          <w:p>
+            <w:pPr>
+              <w:pStyle w:val="Compact"/>
             </w:pPr>
             <w:r>
               <w:rPr>
@@ -31403,43 +31444,31 @@
         </w:tc>
         <w:tc>
           <w:tcPr>
-            <w:tcW w:type="dxa" w:w="1935"/>
+            <w:tcW w:type="dxa" w:w="838"/>
           </w:tcPr>
           <w:tcPr/>
           <w:p>
             <w:pPr>
               <w:pStyle w:val="Compact"/>
-              <w:jc w:val="left"/>
+              <w:jc w:val="center"/>
             </w:pPr>
-            <w:r>
-              <w:t xml:space="preserve">2018 </w:t>
-            </w:r>
             <w:r>
               <w:rPr>
                 <w:rFonts w:ascii="Times New Roman" w:hAnsi="Times New Roman" w:cs="Times New Roman" w:eastAsia="SimSun"/>
               </w:rPr>
-              <w:t xml:space="preserve">BST6冲刺二</w:t>
-            </w:r>
-            <w:r>
-              <w:t xml:space="preserve"> </w:t>
-            </w:r>
-            <w:r>
-              <w:rPr>
-                <w:rFonts w:ascii="Times New Roman" w:hAnsi="Times New Roman" w:cs="Times New Roman" w:eastAsia="SimSun"/>
-              </w:rPr>
-              <w:t xml:space="preserve">第6题</w:t>
+              <w:t xml:space="preserve">北斗学友</w:t>
             </w:r>
           </w:p>
         </w:tc>
         <w:tc>
           <w:tcPr>
-            <w:tcW w:type="dxa" w:w="1165"/>
+            <w:tcW w:type="dxa" w:w="964"/>
           </w:tcPr>
           <w:tcPr/>
           <w:p>
             <w:pPr>
               <w:pStyle w:val="Compact"/>
-              <w:jc w:val="left"/>
+              <w:jc w:val="center"/>
             </w:pPr>
             <w:r>
               <w:rPr>
@@ -31451,7 +31480,7 @@
         </w:tc>
         <w:tc>
           <w:tcPr>
-            <w:tcW w:type="dxa" w:w="600"/>
+            <w:tcW w:type="dxa" w:w="992"/>
           </w:tcPr>
           <w:tcPr/>
           <w:p>
@@ -31460,13 +31489,13 @@
               <w:jc w:val="center"/>
             </w:pPr>
             <w:r>
-              <w:t xml:space="preserve">5</w:t>
+              <w:t xml:space="preserve">⭐⭐⭐⭐⭐</w:t>
             </w:r>
           </w:p>
         </w:tc>
         <w:tc>
           <w:tcPr>
-            <w:tcW w:type="dxa" w:w="517"/>
+            <w:tcW w:type="dxa" w:w="653"/>
           </w:tcPr>
           <w:tcPr/>
           <w:p>
@@ -31483,7 +31512,7 @@
       <w:tr>
         <w:tc>
           <w:tcPr>
-            <w:tcW w:type="dxa" w:w="962"/>
+            <w:tcW w:type="dxa" w:w="737"/>
           </w:tcPr>
           <w:tcPr/>
           <w:p>
@@ -31498,13 +31527,29 @@
         </w:tc>
         <w:tc>
           <w:tcPr>
-            <w:tcW w:type="dxa" w:w="4573"/>
+            <w:tcW w:type="dxa" w:w="2507"/>
           </w:tcPr>
           <w:tcPr/>
           <w:p>
             <w:pPr>
               <w:pStyle w:val="Compact"/>
-              <w:jc w:val="left"/>
+            </w:pPr>
+            <w:r>
+              <w:rPr>
+                <w:rFonts w:ascii="Times New Roman" w:hAnsi="Times New Roman" w:cs="Times New Roman" w:eastAsia="SimSun"/>
+              </w:rPr>
+              <w:t xml:space="preserve">铅精矿EDTA滴定</w:t>
+            </w:r>
+          </w:p>
+        </w:tc>
+        <w:tc>
+          <w:tcPr>
+            <w:tcW w:type="dxa" w:w="3061"/>
+          </w:tcPr>
+          <w:tcPr/>
+          <w:p>
+            <w:pPr>
+              <w:pStyle w:val="Compact"/>
             </w:pPr>
             <w:r>
               <w:rPr>
@@ -31516,43 +31561,31 @@
         </w:tc>
         <w:tc>
           <w:tcPr>
-            <w:tcW w:type="dxa" w:w="1935"/>
+            <w:tcW w:type="dxa" w:w="838"/>
           </w:tcPr>
           <w:tcPr/>
           <w:p>
             <w:pPr>
               <w:pStyle w:val="Compact"/>
-              <w:jc w:val="left"/>
+              <w:jc w:val="center"/>
             </w:pPr>
-            <w:r>
-              <w:t xml:space="preserve">2017 </w:t>
-            </w:r>
             <w:r>
               <w:rPr>
                 <w:rFonts w:ascii="Times New Roman" w:hAnsi="Times New Roman" w:cs="Times New Roman" w:eastAsia="SimSun"/>
               </w:rPr>
-              <w:t xml:space="preserve">BST7押题一</w:t>
-            </w:r>
-            <w:r>
-              <w:t xml:space="preserve"> </w:t>
-            </w:r>
-            <w:r>
-              <w:rPr>
-                <w:rFonts w:ascii="Times New Roman" w:hAnsi="Times New Roman" w:cs="Times New Roman" w:eastAsia="SimSun"/>
-              </w:rPr>
-              <w:t xml:space="preserve">第4题</w:t>
+              <w:t xml:space="preserve">北斗学友</w:t>
             </w:r>
           </w:p>
         </w:tc>
         <w:tc>
           <w:tcPr>
-            <w:tcW w:type="dxa" w:w="1165"/>
+            <w:tcW w:type="dxa" w:w="964"/>
           </w:tcPr>
           <w:tcPr/>
           <w:p>
             <w:pPr>
               <w:pStyle w:val="Compact"/>
-              <w:jc w:val="left"/>
+              <w:jc w:val="center"/>
             </w:pPr>
             <w:r>
               <w:rPr>
@@ -31564,7 +31597,7 @@
         </w:tc>
         <w:tc>
           <w:tcPr>
-            <w:tcW w:type="dxa" w:w="600"/>
+            <w:tcW w:type="dxa" w:w="992"/>
           </w:tcPr>
           <w:tcPr/>
           <w:p>
@@ -31573,13 +31606,13 @@
               <w:jc w:val="center"/>
             </w:pPr>
             <w:r>
-              <w:t xml:space="preserve">5</w:t>
+              <w:t xml:space="preserve">⭐⭐⭐⭐⭐</w:t>
             </w:r>
           </w:p>
         </w:tc>
         <w:tc>
           <w:tcPr>
-            <w:tcW w:type="dxa" w:w="517"/>
+            <w:tcW w:type="dxa" w:w="653"/>
           </w:tcPr>
           <w:tcPr/>
           <w:p>
@@ -31596,7 +31629,7 @@
       <w:tr>
         <w:tc>
           <w:tcPr>
-            <w:tcW w:type="dxa" w:w="962"/>
+            <w:tcW w:type="dxa" w:w="737"/>
           </w:tcPr>
           <w:tcPr/>
           <w:p>
@@ -31611,13 +31644,29 @@
         </w:tc>
         <w:tc>
           <w:tcPr>
-            <w:tcW w:type="dxa" w:w="4573"/>
+            <w:tcW w:type="dxa" w:w="2507"/>
           </w:tcPr>
           <w:tcPr/>
           <w:p>
             <w:pPr>
               <w:pStyle w:val="Compact"/>
-              <w:jc w:val="left"/>
+            </w:pPr>
+            <w:r>
+              <w:rPr>
+                <w:rFonts w:ascii="Times New Roman" w:hAnsi="Times New Roman" w:cs="Times New Roman" w:eastAsia="SimSun"/>
+              </w:rPr>
+              <w:t xml:space="preserve">硼砂循环与过硼酸盐</w:t>
+            </w:r>
+          </w:p>
+        </w:tc>
+        <w:tc>
+          <w:tcPr>
+            <w:tcW w:type="dxa" w:w="3061"/>
+          </w:tcPr>
+          <w:tcPr/>
+          <w:p>
+            <w:pPr>
+              <w:pStyle w:val="Compact"/>
             </w:pPr>
             <w:r>
               <w:rPr>
@@ -31629,43 +31678,31 @@
         </w:tc>
         <w:tc>
           <w:tcPr>
-            <w:tcW w:type="dxa" w:w="1935"/>
+            <w:tcW w:type="dxa" w:w="838"/>
           </w:tcPr>
           <w:tcPr/>
           <w:p>
             <w:pPr>
               <w:pStyle w:val="Compact"/>
-              <w:jc w:val="left"/>
+              <w:jc w:val="center"/>
             </w:pPr>
-            <w:r>
-              <w:t xml:space="preserve">2018 </w:t>
-            </w:r>
             <w:r>
               <w:rPr>
                 <w:rFonts w:ascii="Times New Roman" w:hAnsi="Times New Roman" w:cs="Times New Roman" w:eastAsia="SimSun"/>
               </w:rPr>
-              <w:t xml:space="preserve">BAT3一模</w:t>
-            </w:r>
-            <w:r>
-              <w:t xml:space="preserve"> </w:t>
-            </w:r>
-            <w:r>
-              <w:rPr>
-                <w:rFonts w:ascii="Times New Roman" w:hAnsi="Times New Roman" w:cs="Times New Roman" w:eastAsia="SimSun"/>
-              </w:rPr>
-              <w:t xml:space="preserve">第6题</w:t>
+              <w:t xml:space="preserve">北斗学友</w:t>
             </w:r>
           </w:p>
         </w:tc>
         <w:tc>
           <w:tcPr>
-            <w:tcW w:type="dxa" w:w="1165"/>
+            <w:tcW w:type="dxa" w:w="964"/>
           </w:tcPr>
           <w:tcPr/>
           <w:p>
             <w:pPr>
               <w:pStyle w:val="Compact"/>
-              <w:jc w:val="left"/>
+              <w:jc w:val="center"/>
             </w:pPr>
             <w:r>
               <w:rPr>
@@ -31677,7 +31714,7 @@
         </w:tc>
         <w:tc>
           <w:tcPr>
-            <w:tcW w:type="dxa" w:w="600"/>
+            <w:tcW w:type="dxa" w:w="992"/>
           </w:tcPr>
           <w:tcPr/>
           <w:p>
@@ -31686,13 +31723,13 @@
               <w:jc w:val="center"/>
             </w:pPr>
             <w:r>
-              <w:t xml:space="preserve">4</w:t>
+              <w:t xml:space="preserve">⭐⭐⭐⭐</w:t>
             </w:r>
           </w:p>
         </w:tc>
         <w:tc>
           <w:tcPr>
-            <w:tcW w:type="dxa" w:w="517"/>
+            <w:tcW w:type="dxa" w:w="653"/>
           </w:tcPr>
           <w:tcPr/>
           <w:p>
@@ -31709,7 +31746,7 @@
       <w:tr>
         <w:tc>
           <w:tcPr>
-            <w:tcW w:type="dxa" w:w="962"/>
+            <w:tcW w:type="dxa" w:w="737"/>
           </w:tcPr>
           <w:tcPr/>
           <w:p>
@@ -31724,13 +31761,29 @@
         </w:tc>
         <w:tc>
           <w:tcPr>
-            <w:tcW w:type="dxa" w:w="4573"/>
+            <w:tcW w:type="dxa" w:w="2507"/>
           </w:tcPr>
           <w:tcPr/>
           <w:p>
             <w:pPr>
               <w:pStyle w:val="Compact"/>
-              <w:jc w:val="left"/>
+            </w:pPr>
+            <w:r>
+              <w:rPr>
+                <w:rFonts w:ascii="Times New Roman" w:hAnsi="Times New Roman" w:cs="Times New Roman" w:eastAsia="SimSun"/>
+              </w:rPr>
+              <w:t xml:space="preserve">络合滴定测定锌与铝</w:t>
+            </w:r>
+          </w:p>
+        </w:tc>
+        <w:tc>
+          <w:tcPr>
+            <w:tcW w:type="dxa" w:w="3061"/>
+          </w:tcPr>
+          <w:tcPr/>
+          <w:p>
+            <w:pPr>
+              <w:pStyle w:val="Compact"/>
             </w:pPr>
             <w:r>
               <w:rPr>
@@ -31742,43 +31795,31 @@
         </w:tc>
         <w:tc>
           <w:tcPr>
-            <w:tcW w:type="dxa" w:w="1935"/>
+            <w:tcW w:type="dxa" w:w="838"/>
           </w:tcPr>
           <w:tcPr/>
           <w:p>
             <w:pPr>
               <w:pStyle w:val="Compact"/>
-              <w:jc w:val="left"/>
+              <w:jc w:val="center"/>
             </w:pPr>
-            <w:r>
-              <w:t xml:space="preserve">2015 </w:t>
-            </w:r>
             <w:r>
               <w:rPr>
                 <w:rFonts w:ascii="Times New Roman" w:hAnsi="Times New Roman" w:cs="Times New Roman" w:eastAsia="SimSun"/>
               </w:rPr>
-              <w:t xml:space="preserve">BAT4二模</w:t>
-            </w:r>
-            <w:r>
-              <w:t xml:space="preserve"> </w:t>
-            </w:r>
-            <w:r>
-              <w:rPr>
-                <w:rFonts w:ascii="Times New Roman" w:hAnsi="Times New Roman" w:cs="Times New Roman" w:eastAsia="SimSun"/>
-              </w:rPr>
-              <w:t xml:space="preserve">第3题</w:t>
+              <w:t xml:space="preserve">北斗学友</w:t>
             </w:r>
           </w:p>
         </w:tc>
         <w:tc>
           <w:tcPr>
-            <w:tcW w:type="dxa" w:w="1165"/>
+            <w:tcW w:type="dxa" w:w="964"/>
           </w:tcPr>
           <w:tcPr/>
           <w:p>
             <w:pPr>
               <w:pStyle w:val="Compact"/>
-              <w:jc w:val="left"/>
+              <w:jc w:val="center"/>
             </w:pPr>
             <w:r>
               <w:rPr>
@@ -31790,7 +31831,7 @@
         </w:tc>
         <w:tc>
           <w:tcPr>
-            <w:tcW w:type="dxa" w:w="600"/>
+            <w:tcW w:type="dxa" w:w="992"/>
           </w:tcPr>
           <w:tcPr/>
           <w:p>
@@ -31799,13 +31840,13 @@
               <w:jc w:val="center"/>
             </w:pPr>
             <w:r>
-              <w:t xml:space="preserve">5</w:t>
+              <w:t xml:space="preserve">⭐⭐⭐⭐⭐</w:t>
             </w:r>
           </w:p>
         </w:tc>
         <w:tc>
           <w:tcPr>
-            <w:tcW w:type="dxa" w:w="517"/>
+            <w:tcW w:type="dxa" w:w="653"/>
           </w:tcPr>
           <w:tcPr/>
           <w:p>
@@ -31822,7 +31863,7 @@
       <w:tr>
         <w:tc>
           <w:tcPr>
-            <w:tcW w:type="dxa" w:w="962"/>
+            <w:tcW w:type="dxa" w:w="737"/>
           </w:tcPr>
           <w:tcPr/>
           <w:p>
@@ -31837,13 +31878,29 @@
         </w:tc>
         <w:tc>
           <w:tcPr>
-            <w:tcW w:type="dxa" w:w="4573"/>
+            <w:tcW w:type="dxa" w:w="2507"/>
           </w:tcPr>
           <w:tcPr/>
           <w:p>
             <w:pPr>
               <w:pStyle w:val="Compact"/>
-              <w:jc w:val="left"/>
+            </w:pPr>
+            <w:r>
+              <w:rPr>
+                <w:rFonts w:ascii="Times New Roman" w:hAnsi="Times New Roman" w:cs="Times New Roman" w:eastAsia="SimSun"/>
+              </w:rPr>
+              <w:t xml:space="preserve">钾的氧化物</w:t>
+            </w:r>
+          </w:p>
+        </w:tc>
+        <w:tc>
+          <w:tcPr>
+            <w:tcW w:type="dxa" w:w="3061"/>
+          </w:tcPr>
+          <w:tcPr/>
+          <w:p>
+            <w:pPr>
+              <w:pStyle w:val="Compact"/>
             </w:pPr>
             <w:r>
               <w:rPr>
@@ -31855,43 +31912,31 @@
         </w:tc>
         <w:tc>
           <w:tcPr>
-            <w:tcW w:type="dxa" w:w="1935"/>
+            <w:tcW w:type="dxa" w:w="838"/>
           </w:tcPr>
           <w:tcPr/>
           <w:p>
             <w:pPr>
               <w:pStyle w:val="Compact"/>
-              <w:jc w:val="left"/>
+              <w:jc w:val="center"/>
             </w:pPr>
-            <w:r>
-              <w:t xml:space="preserve">2019 </w:t>
-            </w:r>
             <w:r>
               <w:rPr>
                 <w:rFonts w:ascii="Times New Roman" w:hAnsi="Times New Roman" w:cs="Times New Roman" w:eastAsia="SimSun"/>
               </w:rPr>
-              <w:t xml:space="preserve">BST7押题二</w:t>
-            </w:r>
-            <w:r>
-              <w:t xml:space="preserve"> </w:t>
-            </w:r>
-            <w:r>
-              <w:rPr>
-                <w:rFonts w:ascii="Times New Roman" w:hAnsi="Times New Roman" w:cs="Times New Roman" w:eastAsia="SimSun"/>
-              </w:rPr>
-              <w:t xml:space="preserve">第3题</w:t>
+              <w:t xml:space="preserve">北斗学友</w:t>
             </w:r>
           </w:p>
         </w:tc>
         <w:tc>
           <w:tcPr>
-            <w:tcW w:type="dxa" w:w="1165"/>
+            <w:tcW w:type="dxa" w:w="964"/>
           </w:tcPr>
           <w:tcPr/>
           <w:p>
             <w:pPr>
               <w:pStyle w:val="Compact"/>
-              <w:jc w:val="left"/>
+              <w:jc w:val="center"/>
             </w:pPr>
             <w:r>
               <w:rPr>
@@ -31903,7 +31948,7 @@
         </w:tc>
         <w:tc>
           <w:tcPr>
-            <w:tcW w:type="dxa" w:w="600"/>
+            <w:tcW w:type="dxa" w:w="992"/>
           </w:tcPr>
           <w:tcPr/>
           <w:p>
@@ -31912,13 +31957,13 @@
               <w:jc w:val="center"/>
             </w:pPr>
             <w:r>
-              <w:t xml:space="preserve">4</w:t>
+              <w:t xml:space="preserve">⭐⭐⭐⭐</w:t>
             </w:r>
           </w:p>
         </w:tc>
         <w:tc>
           <w:tcPr>
-            <w:tcW w:type="dxa" w:w="517"/>
+            <w:tcW w:type="dxa" w:w="653"/>
           </w:tcPr>
           <w:tcPr/>
           <w:p>
@@ -31935,7 +31980,7 @@
       <w:tr>
         <w:tc>
           <w:tcPr>
-            <w:tcW w:type="dxa" w:w="962"/>
+            <w:tcW w:type="dxa" w:w="737"/>
           </w:tcPr>
           <w:tcPr/>
           <w:p>
@@ -31950,13 +31995,29 @@
         </w:tc>
         <w:tc>
           <w:tcPr>
-            <w:tcW w:type="dxa" w:w="4573"/>
+            <w:tcW w:type="dxa" w:w="2507"/>
           </w:tcPr>
           <w:tcPr/>
           <w:p>
             <w:pPr>
               <w:pStyle w:val="Compact"/>
-              <w:jc w:val="left"/>
+            </w:pPr>
+            <w:r>
+              <w:rPr>
+                <w:rFonts w:ascii="Times New Roman" w:hAnsi="Times New Roman" w:cs="Times New Roman" w:eastAsia="SimSun"/>
+              </w:rPr>
+              <w:t xml:space="preserve">氢氧化钙的层状结构</w:t>
+            </w:r>
+          </w:p>
+        </w:tc>
+        <w:tc>
+          <w:tcPr>
+            <w:tcW w:type="dxa" w:w="3061"/>
+          </w:tcPr>
+          <w:tcPr/>
+          <w:p>
+            <w:pPr>
+              <w:pStyle w:val="Compact"/>
             </w:pPr>
             <w:r>
               <w:rPr>
@@ -31968,43 +32029,31 @@
         </w:tc>
         <w:tc>
           <w:tcPr>
-            <w:tcW w:type="dxa" w:w="1935"/>
+            <w:tcW w:type="dxa" w:w="838"/>
           </w:tcPr>
           <w:tcPr/>
           <w:p>
             <w:pPr>
               <w:pStyle w:val="Compact"/>
-              <w:jc w:val="left"/>
+              <w:jc w:val="center"/>
             </w:pPr>
-            <w:r>
-              <w:t xml:space="preserve">2019 </w:t>
-            </w:r>
             <w:r>
               <w:rPr>
                 <w:rFonts w:ascii="Times New Roman" w:hAnsi="Times New Roman" w:cs="Times New Roman" w:eastAsia="SimSun"/>
               </w:rPr>
-              <w:t xml:space="preserve">BAT3一模</w:t>
-            </w:r>
-            <w:r>
-              <w:t xml:space="preserve"> </w:t>
-            </w:r>
-            <w:r>
-              <w:rPr>
-                <w:rFonts w:ascii="Times New Roman" w:hAnsi="Times New Roman" w:cs="Times New Roman" w:eastAsia="SimSun"/>
-              </w:rPr>
-              <w:t xml:space="preserve">第5题</w:t>
+              <w:t xml:space="preserve">北斗学友</w:t>
             </w:r>
           </w:p>
         </w:tc>
         <w:tc>
           <w:tcPr>
-            <w:tcW w:type="dxa" w:w="1165"/>
+            <w:tcW w:type="dxa" w:w="964"/>
           </w:tcPr>
           <w:tcPr/>
           <w:p>
             <w:pPr>
               <w:pStyle w:val="Compact"/>
-              <w:jc w:val="left"/>
+              <w:jc w:val="center"/>
             </w:pPr>
             <w:r>
               <w:rPr>
@@ -32016,7 +32065,7 @@
         </w:tc>
         <w:tc>
           <w:tcPr>
-            <w:tcW w:type="dxa" w:w="600"/>
+            <w:tcW w:type="dxa" w:w="992"/>
           </w:tcPr>
           <w:tcPr/>
           <w:p>
@@ -32025,13 +32074,13 @@
               <w:jc w:val="center"/>
             </w:pPr>
             <w:r>
-              <w:t xml:space="preserve">5</w:t>
+              <w:t xml:space="preserve">⭐⭐⭐⭐⭐</w:t>
             </w:r>
           </w:p>
         </w:tc>
         <w:tc>
           <w:tcPr>
-            <w:tcW w:type="dxa" w:w="517"/>
+            <w:tcW w:type="dxa" w:w="653"/>
           </w:tcPr>
           <w:tcPr/>
           <w:p>
@@ -32048,7 +32097,7 @@
       <w:tr>
         <w:tc>
           <w:tcPr>
-            <w:tcW w:type="dxa" w:w="962"/>
+            <w:tcW w:type="dxa" w:w="737"/>
           </w:tcPr>
           <w:tcPr/>
           <w:p>
@@ -32063,13 +32112,29 @@
         </w:tc>
         <w:tc>
           <w:tcPr>
-            <w:tcW w:type="dxa" w:w="4573"/>
+            <w:tcW w:type="dxa" w:w="2507"/>
           </w:tcPr>
           <w:tcPr/>
           <w:p>
             <w:pPr>
               <w:pStyle w:val="Compact"/>
-              <w:jc w:val="left"/>
+            </w:pPr>
+            <w:r>
+              <w:rPr>
+                <w:rFonts w:ascii="Times New Roman" w:hAnsi="Times New Roman" w:cs="Times New Roman" w:eastAsia="SimSun"/>
+              </w:rPr>
+              <w:t xml:space="preserve">砷化锰三元材料晶体学</w:t>
+            </w:r>
+          </w:p>
+        </w:tc>
+        <w:tc>
+          <w:tcPr>
+            <w:tcW w:type="dxa" w:w="3061"/>
+          </w:tcPr>
+          <w:tcPr/>
+          <w:p>
+            <w:pPr>
+              <w:pStyle w:val="Compact"/>
             </w:pPr>
             <w:r>
               <w:rPr>
@@ -32081,43 +32146,31 @@
         </w:tc>
         <w:tc>
           <w:tcPr>
-            <w:tcW w:type="dxa" w:w="1935"/>
+            <w:tcW w:type="dxa" w:w="838"/>
           </w:tcPr>
           <w:tcPr/>
           <w:p>
             <w:pPr>
               <w:pStyle w:val="Compact"/>
-              <w:jc w:val="left"/>
+              <w:jc w:val="center"/>
             </w:pPr>
-            <w:r>
-              <w:t xml:space="preserve">2018 </w:t>
-            </w:r>
             <w:r>
               <w:rPr>
                 <w:rFonts w:ascii="Times New Roman" w:hAnsi="Times New Roman" w:cs="Times New Roman" w:eastAsia="SimSun"/>
               </w:rPr>
-              <w:t xml:space="preserve">BST6冲刺一</w:t>
-            </w:r>
-            <w:r>
-              <w:t xml:space="preserve"> </w:t>
-            </w:r>
-            <w:r>
-              <w:rPr>
-                <w:rFonts w:ascii="Times New Roman" w:hAnsi="Times New Roman" w:cs="Times New Roman" w:eastAsia="SimSun"/>
-              </w:rPr>
-              <w:t xml:space="preserve">第4题</w:t>
+              <w:t xml:space="preserve">北斗学友</w:t>
             </w:r>
           </w:p>
         </w:tc>
         <w:tc>
           <w:tcPr>
-            <w:tcW w:type="dxa" w:w="1165"/>
+            <w:tcW w:type="dxa" w:w="964"/>
           </w:tcPr>
           <w:tcPr/>
           <w:p>
             <w:pPr>
               <w:pStyle w:val="Compact"/>
-              <w:jc w:val="left"/>
+              <w:jc w:val="center"/>
             </w:pPr>
             <w:r>
               <w:rPr>
@@ -32129,7 +32182,7 @@
         </w:tc>
         <w:tc>
           <w:tcPr>
-            <w:tcW w:type="dxa" w:w="600"/>
+            <w:tcW w:type="dxa" w:w="992"/>
           </w:tcPr>
           <w:tcPr/>
           <w:p>
@@ -32138,13 +32191,13 @@
               <w:jc w:val="center"/>
             </w:pPr>
             <w:r>
-              <w:t xml:space="preserve">5</w:t>
+              <w:t xml:space="preserve">⭐⭐⭐⭐⭐</w:t>
             </w:r>
           </w:p>
         </w:tc>
         <w:tc>
           <w:tcPr>
-            <w:tcW w:type="dxa" w:w="517"/>
+            <w:tcW w:type="dxa" w:w="653"/>
           </w:tcPr>
           <w:tcPr/>
           <w:p>
@@ -32161,7 +32214,7 @@
       <w:tr>
         <w:tc>
           <w:tcPr>
-            <w:tcW w:type="dxa" w:w="962"/>
+            <w:tcW w:type="dxa" w:w="737"/>
           </w:tcPr>
           <w:tcPr/>
           <w:p>
@@ -32176,13 +32229,29 @@
         </w:tc>
         <w:tc>
           <w:tcPr>
-            <w:tcW w:type="dxa" w:w="4573"/>
+            <w:tcW w:type="dxa" w:w="2507"/>
           </w:tcPr>
           <w:tcPr/>
           <w:p>
             <w:pPr>
               <w:pStyle w:val="Compact"/>
-              <w:jc w:val="left"/>
+            </w:pPr>
+            <w:r>
+              <w:rPr>
+                <w:rFonts w:ascii="Times New Roman" w:hAnsi="Times New Roman" w:cs="Times New Roman" w:eastAsia="SimSun"/>
+              </w:rPr>
+              <w:t xml:space="preserve">无铅钙钛矿Cs2PdBr6</w:t>
+            </w:r>
+          </w:p>
+        </w:tc>
+        <w:tc>
+          <w:tcPr>
+            <w:tcW w:type="dxa" w:w="3061"/>
+          </w:tcPr>
+          <w:tcPr/>
+          <w:p>
+            <w:pPr>
+              <w:pStyle w:val="Compact"/>
             </w:pPr>
             <w:r>
               <w:rPr>
@@ -32194,43 +32263,31 @@
         </w:tc>
         <w:tc>
           <w:tcPr>
-            <w:tcW w:type="dxa" w:w="1935"/>
+            <w:tcW w:type="dxa" w:w="838"/>
           </w:tcPr>
           <w:tcPr/>
           <w:p>
             <w:pPr>
               <w:pStyle w:val="Compact"/>
-              <w:jc w:val="left"/>
+              <w:jc w:val="center"/>
             </w:pPr>
-            <w:r>
-              <w:t xml:space="preserve">2017 </w:t>
-            </w:r>
             <w:r>
               <w:rPr>
                 <w:rFonts w:ascii="Times New Roman" w:hAnsi="Times New Roman" w:cs="Times New Roman" w:eastAsia="SimSun"/>
               </w:rPr>
-              <w:t xml:space="preserve">BST7押题二</w:t>
-            </w:r>
-            <w:r>
-              <w:t xml:space="preserve"> </w:t>
-            </w:r>
-            <w:r>
-              <w:rPr>
-                <w:rFonts w:ascii="Times New Roman" w:hAnsi="Times New Roman" w:cs="Times New Roman" w:eastAsia="SimSun"/>
-              </w:rPr>
-              <w:t xml:space="preserve">第3题</w:t>
+              <w:t xml:space="preserve">北斗学友</w:t>
             </w:r>
           </w:p>
         </w:tc>
         <w:tc>
           <w:tcPr>
-            <w:tcW w:type="dxa" w:w="1165"/>
+            <w:tcW w:type="dxa" w:w="964"/>
           </w:tcPr>
           <w:tcPr/>
           <w:p>
             <w:pPr>
               <w:pStyle w:val="Compact"/>
-              <w:jc w:val="left"/>
+              <w:jc w:val="center"/>
             </w:pPr>
             <w:r>
               <w:rPr>
@@ -32242,7 +32299,7 @@
         </w:tc>
         <w:tc>
           <w:tcPr>
-            <w:tcW w:type="dxa" w:w="600"/>
+            <w:tcW w:type="dxa" w:w="992"/>
           </w:tcPr>
           <w:tcPr/>
           <w:p>
@@ -32251,13 +32308,13 @@
               <w:jc w:val="center"/>
             </w:pPr>
             <w:r>
-              <w:t xml:space="preserve">5</w:t>
+              <w:t xml:space="preserve">⭐⭐⭐⭐⭐</w:t>
             </w:r>
           </w:p>
         </w:tc>
         <w:tc>
           <w:tcPr>
-            <w:tcW w:type="dxa" w:w="517"/>
+            <w:tcW w:type="dxa" w:w="653"/>
           </w:tcPr>
           <w:tcPr/>
           <w:p>
@@ -32274,7 +32331,7 @@
       <w:tr>
         <w:tc>
           <w:tcPr>
-            <w:tcW w:type="dxa" w:w="962"/>
+            <w:tcW w:type="dxa" w:w="737"/>
           </w:tcPr>
           <w:tcPr/>
           <w:p>
@@ -32289,13 +32346,29 @@
         </w:tc>
         <w:tc>
           <w:tcPr>
-            <w:tcW w:type="dxa" w:w="4573"/>
+            <w:tcW w:type="dxa" w:w="2507"/>
           </w:tcPr>
           <w:tcPr/>
           <w:p>
             <w:pPr>
               <w:pStyle w:val="Compact"/>
-              <w:jc w:val="left"/>
+            </w:pPr>
+            <w:r>
+              <w:rPr>
+                <w:rFonts w:ascii="Times New Roman" w:hAnsi="Times New Roman" w:cs="Times New Roman" w:eastAsia="SimSun"/>
+              </w:rPr>
+              <w:t xml:space="preserve">全铋阳离子原子簇</w:t>
+            </w:r>
+          </w:p>
+        </w:tc>
+        <w:tc>
+          <w:tcPr>
+            <w:tcW w:type="dxa" w:w="3061"/>
+          </w:tcPr>
+          <w:tcPr/>
+          <w:p>
+            <w:pPr>
+              <w:pStyle w:val="Compact"/>
             </w:pPr>
             <w:r>
               <w:rPr>
@@ -32307,43 +32380,31 @@
         </w:tc>
         <w:tc>
           <w:tcPr>
-            <w:tcW w:type="dxa" w:w="1935"/>
+            <w:tcW w:type="dxa" w:w="838"/>
           </w:tcPr>
           <w:tcPr/>
           <w:p>
             <w:pPr>
               <w:pStyle w:val="Compact"/>
-              <w:jc w:val="left"/>
+              <w:jc w:val="center"/>
             </w:pPr>
-            <w:r>
-              <w:t xml:space="preserve">2016 </w:t>
-            </w:r>
             <w:r>
               <w:rPr>
                 <w:rFonts w:ascii="Times New Roman" w:hAnsi="Times New Roman" w:cs="Times New Roman" w:eastAsia="SimSun"/>
               </w:rPr>
-              <w:t xml:space="preserve">BAT3一模</w:t>
-            </w:r>
-            <w:r>
-              <w:t xml:space="preserve"> </w:t>
-            </w:r>
-            <w:r>
-              <w:rPr>
-                <w:rFonts w:ascii="Times New Roman" w:hAnsi="Times New Roman" w:cs="Times New Roman" w:eastAsia="SimSun"/>
-              </w:rPr>
-              <w:t xml:space="preserve">第5题</w:t>
+              <w:t xml:space="preserve">北斗学友</w:t>
             </w:r>
           </w:p>
         </w:tc>
         <w:tc>
           <w:tcPr>
-            <w:tcW w:type="dxa" w:w="1165"/>
+            <w:tcW w:type="dxa" w:w="964"/>
           </w:tcPr>
           <w:tcPr/>
           <w:p>
             <w:pPr>
               <w:pStyle w:val="Compact"/>
-              <w:jc w:val="left"/>
+              <w:jc w:val="center"/>
             </w:pPr>
             <w:r>
               <w:rPr>
@@ -32355,7 +32416,7 @@
         </w:tc>
         <w:tc>
           <w:tcPr>
-            <w:tcW w:type="dxa" w:w="600"/>
+            <w:tcW w:type="dxa" w:w="992"/>
           </w:tcPr>
           <w:tcPr/>
           <w:p>
@@ -32364,13 +32425,13 @@
               <w:jc w:val="center"/>
             </w:pPr>
             <w:r>
-              <w:t xml:space="preserve">5</w:t>
+              <w:t xml:space="preserve">⭐⭐⭐⭐⭐</w:t>
             </w:r>
           </w:p>
         </w:tc>
         <w:tc>
           <w:tcPr>
-            <w:tcW w:type="dxa" w:w="517"/>
+            <w:tcW w:type="dxa" w:w="653"/>
           </w:tcPr>
           <w:tcPr/>
           <w:p>
@@ -32387,7 +32448,7 @@
       <w:tr>
         <w:tc>
           <w:tcPr>
-            <w:tcW w:type="dxa" w:w="962"/>
+            <w:tcW w:type="dxa" w:w="737"/>
           </w:tcPr>
           <w:tcPr/>
           <w:p>
@@ -32402,13 +32463,29 @@
         </w:tc>
         <w:tc>
           <w:tcPr>
-            <w:tcW w:type="dxa" w:w="4573"/>
+            <w:tcW w:type="dxa" w:w="2507"/>
           </w:tcPr>
           <w:tcPr/>
           <w:p>
             <w:pPr>
               <w:pStyle w:val="Compact"/>
-              <w:jc w:val="left"/>
+            </w:pPr>
+            <w:r>
+              <w:rPr>
+                <w:rFonts w:ascii="Times New Roman" w:hAnsi="Times New Roman" w:cs="Times New Roman" w:eastAsia="SimSun"/>
+              </w:rPr>
+              <w:t xml:space="preserve">镍氢电池与储氢合金LaNi5</w:t>
+            </w:r>
+          </w:p>
+        </w:tc>
+        <w:tc>
+          <w:tcPr>
+            <w:tcW w:type="dxa" w:w="3061"/>
+          </w:tcPr>
+          <w:tcPr/>
+          <w:p>
+            <w:pPr>
+              <w:pStyle w:val="Compact"/>
             </w:pPr>
             <w:r>
               <w:rPr>
@@ -32420,43 +32497,31 @@
         </w:tc>
         <w:tc>
           <w:tcPr>
-            <w:tcW w:type="dxa" w:w="1935"/>
+            <w:tcW w:type="dxa" w:w="838"/>
           </w:tcPr>
           <w:tcPr/>
           <w:p>
             <w:pPr>
               <w:pStyle w:val="Compact"/>
-              <w:jc w:val="left"/>
+              <w:jc w:val="center"/>
             </w:pPr>
-            <w:r>
-              <w:t xml:space="preserve">2015 </w:t>
-            </w:r>
             <w:r>
               <w:rPr>
                 <w:rFonts w:ascii="Times New Roman" w:hAnsi="Times New Roman" w:cs="Times New Roman" w:eastAsia="SimSun"/>
               </w:rPr>
-              <w:t xml:space="preserve">BST6冲刺二</w:t>
-            </w:r>
-            <w:r>
-              <w:t xml:space="preserve"> </w:t>
-            </w:r>
-            <w:r>
-              <w:rPr>
-                <w:rFonts w:ascii="Times New Roman" w:hAnsi="Times New Roman" w:cs="Times New Roman" w:eastAsia="SimSun"/>
-              </w:rPr>
-              <w:t xml:space="preserve">第2题</w:t>
+              <w:t xml:space="preserve">北斗学友</w:t>
             </w:r>
           </w:p>
         </w:tc>
         <w:tc>
           <w:tcPr>
-            <w:tcW w:type="dxa" w:w="1165"/>
+            <w:tcW w:type="dxa" w:w="964"/>
           </w:tcPr>
           <w:tcPr/>
           <w:p>
             <w:pPr>
               <w:pStyle w:val="Compact"/>
-              <w:jc w:val="left"/>
+              <w:jc w:val="center"/>
             </w:pPr>
             <w:r>
               <w:rPr>
@@ -32468,7 +32533,7 @@
         </w:tc>
         <w:tc>
           <w:tcPr>
-            <w:tcW w:type="dxa" w:w="600"/>
+            <w:tcW w:type="dxa" w:w="992"/>
           </w:tcPr>
           <w:tcPr/>
           <w:p>
@@ -32477,13 +32542,13 @@
               <w:jc w:val="center"/>
             </w:pPr>
             <w:r>
-              <w:t xml:space="preserve">4</w:t>
+              <w:t xml:space="preserve">⭐⭐⭐⭐</w:t>
             </w:r>
           </w:p>
         </w:tc>
         <w:tc>
           <w:tcPr>
-            <w:tcW w:type="dxa" w:w="517"/>
+            <w:tcW w:type="dxa" w:w="653"/>
           </w:tcPr>
           <w:tcPr/>
           <w:p>
@@ -32500,7 +32565,7 @@
       <w:tr>
         <w:tc>
           <w:tcPr>
-            <w:tcW w:type="dxa" w:w="962"/>
+            <w:tcW w:type="dxa" w:w="737"/>
           </w:tcPr>
           <w:tcPr/>
           <w:p>
@@ -32515,13 +32580,29 @@
         </w:tc>
         <w:tc>
           <w:tcPr>
-            <w:tcW w:type="dxa" w:w="4573"/>
+            <w:tcW w:type="dxa" w:w="2507"/>
           </w:tcPr>
           <w:tcPr/>
           <w:p>
             <w:pPr>
               <w:pStyle w:val="Compact"/>
-              <w:jc w:val="left"/>
+            </w:pPr>
+            <w:r>
+              <w:rPr>
+                <w:rFonts w:ascii="Times New Roman" w:hAnsi="Times New Roman" w:cs="Times New Roman" w:eastAsia="SimSun"/>
+              </w:rPr>
+              <w:t xml:space="preserve">氨氧化制硝酸热力学</w:t>
+            </w:r>
+          </w:p>
+        </w:tc>
+        <w:tc>
+          <w:tcPr>
+            <w:tcW w:type="dxa" w:w="3061"/>
+          </w:tcPr>
+          <w:tcPr/>
+          <w:p>
+            <w:pPr>
+              <w:pStyle w:val="Compact"/>
             </w:pPr>
             <w:r>
               <w:rPr>
@@ -32533,43 +32614,31 @@
         </w:tc>
         <w:tc>
           <w:tcPr>
-            <w:tcW w:type="dxa" w:w="1935"/>
+            <w:tcW w:type="dxa" w:w="838"/>
           </w:tcPr>
           <w:tcPr/>
           <w:p>
             <w:pPr>
               <w:pStyle w:val="Compact"/>
-              <w:jc w:val="left"/>
+              <w:jc w:val="center"/>
             </w:pPr>
-            <w:r>
-              <w:t xml:space="preserve">2018 </w:t>
-            </w:r>
             <w:r>
               <w:rPr>
                 <w:rFonts w:ascii="Times New Roman" w:hAnsi="Times New Roman" w:cs="Times New Roman" w:eastAsia="SimSun"/>
               </w:rPr>
-              <w:t xml:space="preserve">BST6冲刺二</w:t>
-            </w:r>
-            <w:r>
-              <w:t xml:space="preserve"> </w:t>
-            </w:r>
-            <w:r>
-              <w:rPr>
-                <w:rFonts w:ascii="Times New Roman" w:hAnsi="Times New Roman" w:cs="Times New Roman" w:eastAsia="SimSun"/>
-              </w:rPr>
-              <w:t xml:space="preserve">第7题</w:t>
+              <w:t xml:space="preserve">北斗学友</w:t>
             </w:r>
           </w:p>
         </w:tc>
         <w:tc>
           <w:tcPr>
-            <w:tcW w:type="dxa" w:w="1165"/>
+            <w:tcW w:type="dxa" w:w="964"/>
           </w:tcPr>
           <w:tcPr/>
           <w:p>
             <w:pPr>
               <w:pStyle w:val="Compact"/>
-              <w:jc w:val="left"/>
+              <w:jc w:val="center"/>
             </w:pPr>
             <w:r>
               <w:rPr>
@@ -32581,7 +32650,7 @@
         </w:tc>
         <w:tc>
           <w:tcPr>
-            <w:tcW w:type="dxa" w:w="600"/>
+            <w:tcW w:type="dxa" w:w="992"/>
           </w:tcPr>
           <w:tcPr/>
           <w:p>
@@ -32590,13 +32659,13 @@
               <w:jc w:val="center"/>
             </w:pPr>
             <w:r>
-              <w:t xml:space="preserve">5</w:t>
+              <w:t xml:space="preserve">⭐⭐⭐⭐⭐</w:t>
             </w:r>
           </w:p>
         </w:tc>
         <w:tc>
           <w:tcPr>
-            <w:tcW w:type="dxa" w:w="517"/>
+            <w:tcW w:type="dxa" w:w="653"/>
           </w:tcPr>
           <w:tcPr/>
           <w:p>
@@ -32613,7 +32682,7 @@
       <w:tr>
         <w:tc>
           <w:tcPr>
-            <w:tcW w:type="dxa" w:w="962"/>
+            <w:tcW w:type="dxa" w:w="737"/>
           </w:tcPr>
           <w:tcPr/>
           <w:p>
@@ -32628,13 +32697,29 @@
         </w:tc>
         <w:tc>
           <w:tcPr>
-            <w:tcW w:type="dxa" w:w="4573"/>
+            <w:tcW w:type="dxa" w:w="2507"/>
           </w:tcPr>
           <w:tcPr/>
           <w:p>
             <w:pPr>
               <w:pStyle w:val="Compact"/>
-              <w:jc w:val="left"/>
+            </w:pPr>
+            <w:r>
+              <w:rPr>
+                <w:rFonts w:ascii="Times New Roman" w:hAnsi="Times New Roman" w:cs="Times New Roman" w:eastAsia="SimSun"/>
+              </w:rPr>
+              <w:t xml:space="preserve">平均活度系数与电池测Ksp</w:t>
+            </w:r>
+          </w:p>
+        </w:tc>
+        <w:tc>
+          <w:tcPr>
+            <w:tcW w:type="dxa" w:w="3061"/>
+          </w:tcPr>
+          <w:tcPr/>
+          <w:p>
+            <w:pPr>
+              <w:pStyle w:val="Compact"/>
             </w:pPr>
             <w:r>
               <w:rPr>
@@ -32646,43 +32731,31 @@
         </w:tc>
         <w:tc>
           <w:tcPr>
-            <w:tcW w:type="dxa" w:w="1935"/>
+            <w:tcW w:type="dxa" w:w="838"/>
           </w:tcPr>
           <w:tcPr/>
           <w:p>
             <w:pPr>
               <w:pStyle w:val="Compact"/>
-              <w:jc w:val="left"/>
+              <w:jc w:val="center"/>
             </w:pPr>
-            <w:r>
-              <w:t xml:space="preserve">2017 </w:t>
-            </w:r>
             <w:r>
               <w:rPr>
                 <w:rFonts w:ascii="Times New Roman" w:hAnsi="Times New Roman" w:cs="Times New Roman" w:eastAsia="SimSun"/>
               </w:rPr>
-              <w:t xml:space="preserve">BST4强化二</w:t>
-            </w:r>
-            <w:r>
-              <w:t xml:space="preserve"> </w:t>
-            </w:r>
-            <w:r>
-              <w:rPr>
-                <w:rFonts w:ascii="Times New Roman" w:hAnsi="Times New Roman" w:cs="Times New Roman" w:eastAsia="SimSun"/>
-              </w:rPr>
-              <w:t xml:space="preserve">第3题</w:t>
+              <w:t xml:space="preserve">北斗学友</w:t>
             </w:r>
           </w:p>
         </w:tc>
         <w:tc>
           <w:tcPr>
-            <w:tcW w:type="dxa" w:w="1165"/>
+            <w:tcW w:type="dxa" w:w="964"/>
           </w:tcPr>
           <w:tcPr/>
           <w:p>
             <w:pPr>
               <w:pStyle w:val="Compact"/>
-              <w:jc w:val="left"/>
+              <w:jc w:val="center"/>
             </w:pPr>
             <w:r>
               <w:rPr>
@@ -32694,7 +32767,7 @@
         </w:tc>
         <w:tc>
           <w:tcPr>
-            <w:tcW w:type="dxa" w:w="600"/>
+            <w:tcW w:type="dxa" w:w="992"/>
           </w:tcPr>
           <w:tcPr/>
           <w:p>
@@ -32703,13 +32776,13 @@
               <w:jc w:val="center"/>
             </w:pPr>
             <w:r>
-              <w:t xml:space="preserve">5</w:t>
+              <w:t xml:space="preserve">⭐⭐⭐⭐⭐</w:t>
             </w:r>
           </w:p>
         </w:tc>
         <w:tc>
           <w:tcPr>
-            <w:tcW w:type="dxa" w:w="517"/>
+            <w:tcW w:type="dxa" w:w="653"/>
           </w:tcPr>
           <w:tcPr/>
           <w:p>
@@ -32726,7 +32799,7 @@
       <w:tr>
         <w:tc>
           <w:tcPr>
-            <w:tcW w:type="dxa" w:w="962"/>
+            <w:tcW w:type="dxa" w:w="737"/>
           </w:tcPr>
           <w:tcPr/>
           <w:p>
@@ -32741,13 +32814,29 @@
         </w:tc>
         <w:tc>
           <w:tcPr>
-            <w:tcW w:type="dxa" w:w="4573"/>
+            <w:tcW w:type="dxa" w:w="2507"/>
           </w:tcPr>
           <w:tcPr/>
           <w:p>
             <w:pPr>
               <w:pStyle w:val="Compact"/>
-              <w:jc w:val="left"/>
+            </w:pPr>
+            <w:r>
+              <w:rPr>
+                <w:rFonts w:ascii="Times New Roman" w:hAnsi="Times New Roman" w:cs="Times New Roman" w:eastAsia="SimSun"/>
+              </w:rPr>
+              <w:t xml:space="preserve">铅汞齐浓差电池热力学</w:t>
+            </w:r>
+          </w:p>
+        </w:tc>
+        <w:tc>
+          <w:tcPr>
+            <w:tcW w:type="dxa" w:w="3061"/>
+          </w:tcPr>
+          <w:tcPr/>
+          <w:p>
+            <w:pPr>
+              <w:pStyle w:val="Compact"/>
             </w:pPr>
             <w:r>
               <w:rPr>
@@ -32759,43 +32848,31 @@
         </w:tc>
         <w:tc>
           <w:tcPr>
-            <w:tcW w:type="dxa" w:w="1935"/>
+            <w:tcW w:type="dxa" w:w="838"/>
           </w:tcPr>
           <w:tcPr/>
           <w:p>
             <w:pPr>
               <w:pStyle w:val="Compact"/>
-              <w:jc w:val="left"/>
+              <w:jc w:val="center"/>
             </w:pPr>
-            <w:r>
-              <w:t xml:space="preserve">2017 </w:t>
-            </w:r>
             <w:r>
               <w:rPr>
                 <w:rFonts w:ascii="Times New Roman" w:hAnsi="Times New Roman" w:cs="Times New Roman" w:eastAsia="SimSun"/>
               </w:rPr>
-              <w:t xml:space="preserve">BAT4二模</w:t>
-            </w:r>
-            <w:r>
-              <w:t xml:space="preserve"> </w:t>
-            </w:r>
-            <w:r>
-              <w:rPr>
-                <w:rFonts w:ascii="Times New Roman" w:hAnsi="Times New Roman" w:cs="Times New Roman" w:eastAsia="SimSun"/>
-              </w:rPr>
-              <w:t xml:space="preserve">第5题</w:t>
+              <w:t xml:space="preserve">北斗学友</w:t>
             </w:r>
           </w:p>
         </w:tc>
         <w:tc>
           <w:tcPr>
-            <w:tcW w:type="dxa" w:w="1165"/>
+            <w:tcW w:type="dxa" w:w="964"/>
           </w:tcPr>
           <w:tcPr/>
           <w:p>
             <w:pPr>
               <w:pStyle w:val="Compact"/>
-              <w:jc w:val="left"/>
+              <w:jc w:val="center"/>
             </w:pPr>
             <w:r>
               <w:rPr>
@@ -32807,7 +32884,7 @@
         </w:tc>
         <w:tc>
           <w:tcPr>
-            <w:tcW w:type="dxa" w:w="600"/>
+            <w:tcW w:type="dxa" w:w="992"/>
           </w:tcPr>
           <w:tcPr/>
           <w:p>
@@ -32816,13 +32893,13 @@
               <w:jc w:val="center"/>
             </w:pPr>
             <w:r>
-              <w:t xml:space="preserve">5</w:t>
+              <w:t xml:space="preserve">⭐⭐⭐⭐⭐</w:t>
             </w:r>
           </w:p>
         </w:tc>
         <w:tc>
           <w:tcPr>
-            <w:tcW w:type="dxa" w:w="517"/>
+            <w:tcW w:type="dxa" w:w="653"/>
           </w:tcPr>
           <w:tcPr/>
           <w:p>
@@ -32839,7 +32916,7 @@
       <w:tr>
         <w:tc>
           <w:tcPr>
-            <w:tcW w:type="dxa" w:w="962"/>
+            <w:tcW w:type="dxa" w:w="737"/>
           </w:tcPr>
           <w:tcPr/>
           <w:p>
@@ -32854,13 +32931,29 @@
         </w:tc>
         <w:tc>
           <w:tcPr>
-            <w:tcW w:type="dxa" w:w="4573"/>
+            <w:tcW w:type="dxa" w:w="2507"/>
           </w:tcPr>
           <w:tcPr/>
           <w:p>
             <w:pPr>
               <w:pStyle w:val="Compact"/>
-              <w:jc w:val="left"/>
+            </w:pPr>
+            <w:r>
+              <w:rPr>
+                <w:rFonts w:ascii="Times New Roman" w:hAnsi="Times New Roman" w:cs="Times New Roman" w:eastAsia="SimSun"/>
+              </w:rPr>
+              <w:t xml:space="preserve">硫氢化铵分解平衡</w:t>
+            </w:r>
+          </w:p>
+        </w:tc>
+        <w:tc>
+          <w:tcPr>
+            <w:tcW w:type="dxa" w:w="3061"/>
+          </w:tcPr>
+          <w:tcPr/>
+          <w:p>
+            <w:pPr>
+              <w:pStyle w:val="Compact"/>
             </w:pPr>
             <w:r>
               <w:rPr>
@@ -32872,43 +32965,31 @@
         </w:tc>
         <w:tc>
           <w:tcPr>
-            <w:tcW w:type="dxa" w:w="1935"/>
+            <w:tcW w:type="dxa" w:w="838"/>
           </w:tcPr>
           <w:tcPr/>
           <w:p>
             <w:pPr>
               <w:pStyle w:val="Compact"/>
-              <w:jc w:val="left"/>
+              <w:jc w:val="center"/>
             </w:pPr>
-            <w:r>
-              <w:t xml:space="preserve">2017 </w:t>
-            </w:r>
             <w:r>
               <w:rPr>
                 <w:rFonts w:ascii="Times New Roman" w:hAnsi="Times New Roman" w:cs="Times New Roman" w:eastAsia="SimSun"/>
               </w:rPr>
-              <w:t xml:space="preserve">BST4强化一</w:t>
-            </w:r>
-            <w:r>
-              <w:t xml:space="preserve"> </w:t>
-            </w:r>
-            <w:r>
-              <w:rPr>
-                <w:rFonts w:ascii="Times New Roman" w:hAnsi="Times New Roman" w:cs="Times New Roman" w:eastAsia="SimSun"/>
-              </w:rPr>
-              <w:t xml:space="preserve">第3题</w:t>
+              <w:t xml:space="preserve">北斗学友</w:t>
             </w:r>
           </w:p>
         </w:tc>
         <w:tc>
           <w:tcPr>
-            <w:tcW w:type="dxa" w:w="1165"/>
+            <w:tcW w:type="dxa" w:w="964"/>
           </w:tcPr>
           <w:tcPr/>
           <w:p>
             <w:pPr>
               <w:pStyle w:val="Compact"/>
-              <w:jc w:val="left"/>
+              <w:jc w:val="center"/>
             </w:pPr>
             <w:r>
               <w:rPr>
@@ -32920,7 +33001,7 @@
         </w:tc>
         <w:tc>
           <w:tcPr>
-            <w:tcW w:type="dxa" w:w="600"/>
+            <w:tcW w:type="dxa" w:w="992"/>
           </w:tcPr>
           <w:tcPr/>
           <w:p>
@@ -32929,13 +33010,13 @@
               <w:jc w:val="center"/>
             </w:pPr>
             <w:r>
-              <w:t xml:space="preserve">4</w:t>
+              <w:t xml:space="preserve">⭐⭐⭐⭐</w:t>
             </w:r>
           </w:p>
         </w:tc>
         <w:tc>
           <w:tcPr>
-            <w:tcW w:type="dxa" w:w="517"/>
+            <w:tcW w:type="dxa" w:w="653"/>
           </w:tcPr>
           <w:tcPr/>
           <w:p>
